--- a/Probability Theory/Sem 1.docx
+++ b/Probability Theory/Sem 1.docx
@@ -114,7 +114,13 @@
         <w:t>L</w:t>
       </w:r>
       <w:r>
-        <w:t xml:space="preserve">ocomotive cards. </w:t>
+        <w:t>ocomotive cards</w:t>
+      </w:r>
+      <w:r>
+        <w:t>, which can substitute any other color</w:t>
+      </w:r>
+      <w:r>
+        <w:t xml:space="preserve">. </w:t>
       </w:r>
       <w:r>
         <w:t>The</w:t>
@@ -129,7 +135,13 @@
         <w:t>B</w:t>
       </w:r>
       <w:r>
-        <w:t xml:space="preserve">lue and 1 </w:t>
+        <w:t xml:space="preserve">lue </w:t>
+      </w:r>
+      <w:r>
+        <w:t xml:space="preserve">cards </w:t>
+      </w:r>
+      <w:r>
+        <w:t xml:space="preserve">and 1 </w:t>
       </w:r>
       <w:r>
         <w:t>L</w:t>
@@ -141,7 +153,19 @@
         <w:t xml:space="preserve"> card. When building a tunnel 3 random cards are dealt. </w:t>
       </w:r>
       <w:r>
-        <w:t>The</w:t>
+        <w:t>To build a tunnel</w:t>
+      </w:r>
+      <w:r>
+        <w:t>,</w:t>
+      </w:r>
+      <w:r>
+        <w:t xml:space="preserve"> </w:t>
+      </w:r>
+      <w:r>
+        <w:t>t</w:t>
+      </w:r>
+      <w:r>
+        <w:t>he</w:t>
       </w:r>
       <w:r>
         <w:t xml:space="preserve"> </w:t>
@@ -168,10 +192,25 @@
         <w:t>put</w:t>
       </w:r>
       <w:r>
-        <w:t xml:space="preserve"> 8 </w:t>
-      </w:r>
-      <w:r>
-        <w:t>cards plus the number of Blue or Locomotive cards out of 3.</w:t>
+        <w:t xml:space="preserve"> 8</w:t>
+      </w:r>
+      <w:r>
+        <w:t xml:space="preserve"> </w:t>
+      </w:r>
+      <w:r>
+        <w:t xml:space="preserve">cards plus the number of Blue or Locomotive cards out of </w:t>
+      </w:r>
+      <w:r>
+        <w:t xml:space="preserve">the </w:t>
+      </w:r>
+      <w:r>
+        <w:t>3</w:t>
+      </w:r>
+      <w:r>
+        <w:t xml:space="preserve"> cards from the deck</w:t>
+      </w:r>
+      <w:r>
+        <w:t>.</w:t>
       </w:r>
     </w:p>
     <w:p>
@@ -217,7 +256,13 @@
         <w:t>tasks</w:t>
       </w:r>
       <w:r>
-        <w:t xml:space="preserve"> for the exam 5 are “lucky” others are not. Students come to take the</w:t>
+        <w:t xml:space="preserve"> for the exam 5 are “lucky”</w:t>
+      </w:r>
+      <w:r>
+        <w:t>, the</w:t>
+      </w:r>
+      <w:r>
+        <w:t xml:space="preserve"> others are not. Students come to take the</w:t>
       </w:r>
       <w:r>
         <w:t xml:space="preserve"> tasks</w:t>
@@ -232,458 +277,353 @@
         <w:t>s</w:t>
       </w:r>
       <w:r>
-        <w:t xml:space="preserve"> to get “lucky” question the first student or the second one?</w:t>
+        <w:t xml:space="preserve"> to get “lucky” question</w:t>
+      </w:r>
+      <w:r>
+        <w:t xml:space="preserve"> -</w:t>
+      </w:r>
+      <w:r>
+        <w:t xml:space="preserve"> the first student or the second one?</w:t>
       </w:r>
     </w:p>
     <w:p/>
     <w:p>
-      <w:pPr>
-        <w:rPr>
-          <w:lang w:val="ru-RU"/>
-        </w:rPr>
-      </w:pPr>
-      <w:r>
-        <w:t xml:space="preserve">13. </w:t>
-      </w:r>
-      <w:proofErr w:type="spellStart"/>
-      <w:r>
-        <w:t>Пусть</w:t>
-      </w:r>
-      <w:proofErr w:type="spellEnd"/>
-      <w:r>
-        <w:t xml:space="preserve"> P {A | B} &gt; P {B | A</w:t>
-      </w:r>
-      <w:proofErr w:type="gramStart"/>
-      <w:r>
-        <w:t>} .</w:t>
-      </w:r>
-      <w:proofErr w:type="gramEnd"/>
-      <w:r>
-        <w:t xml:space="preserve"> </w:t>
-      </w:r>
-      <w:r>
-        <w:rPr>
-          <w:lang w:val="ru-RU"/>
-        </w:rPr>
-        <w:t xml:space="preserve">Будет ли </w:t>
+      <w:r>
+        <w:t xml:space="preserve">P </w:t>
+      </w:r>
+      <w:r>
+        <w:t>(</w:t>
+      </w:r>
+      <w:r>
+        <w:t>A | B</w:t>
+      </w:r>
+      <w:r>
+        <w:t>)</w:t>
+      </w:r>
+      <w:r>
+        <w:t xml:space="preserve"> &gt; P </w:t>
+      </w:r>
+      <w:r>
+        <w:t>(</w:t>
+      </w:r>
+      <w:r>
+        <w:t>B | A</w:t>
+      </w:r>
+      <w:r>
+        <w:t>)</w:t>
+      </w:r>
+      <w:r>
+        <w:t xml:space="preserve">. </w:t>
+      </w:r>
+      <w:r>
+        <w:t>Is it true that</w:t>
+      </w:r>
+      <w:r>
+        <w:t xml:space="preserve"> </w:t>
       </w:r>
       <w:r>
         <w:t>P</w:t>
       </w:r>
       <w:r>
-        <w:rPr>
-          <w:lang w:val="ru-RU"/>
-        </w:rPr>
-        <w:t xml:space="preserve"> {</w:t>
+        <w:t xml:space="preserve"> </w:t>
+      </w:r>
+      <w:r>
+        <w:t>(</w:t>
       </w:r>
       <w:r>
         <w:t>A</w:t>
       </w:r>
-      <w:proofErr w:type="gramStart"/>
-      <w:r>
-        <w:rPr>
-          <w:lang w:val="ru-RU"/>
-        </w:rPr>
-        <w:t>} &gt;</w:t>
-      </w:r>
-      <w:proofErr w:type="gramEnd"/>
-      <w:r>
-        <w:rPr>
-          <w:lang w:val="ru-RU"/>
-        </w:rPr>
-        <w:t xml:space="preserve"> </w:t>
+      <w:r>
+        <w:t>)</w:t>
+      </w:r>
+      <w:r>
+        <w:t xml:space="preserve"> &gt; </w:t>
       </w:r>
       <w:r>
         <w:t>P</w:t>
       </w:r>
       <w:r>
-        <w:rPr>
-          <w:lang w:val="ru-RU"/>
-        </w:rPr>
-        <w:t xml:space="preserve"> {</w:t>
+        <w:t xml:space="preserve"> </w:t>
+      </w:r>
+      <w:r>
+        <w:t>(</w:t>
       </w:r>
       <w:r>
         <w:t>B</w:t>
       </w:r>
       <w:r>
-        <w:rPr>
-          <w:lang w:val="ru-RU"/>
-        </w:rPr>
-        <w:t>}?</w:t>
+        <w:t>)</w:t>
+      </w:r>
+      <w:r>
+        <w:t>?</w:t>
       </w:r>
     </w:p>
     <w:p>
-      <w:pPr>
-        <w:rPr>
-          <w:lang w:val="ru-RU"/>
-        </w:rPr>
-      </w:pPr>
-      <w:r>
-        <w:rPr>
-          <w:lang w:val="ru-RU"/>
-        </w:rPr>
-        <w:t xml:space="preserve">14. Пусть </w:t>
-      </w:r>
       <w:r>
         <w:t>P</w:t>
       </w:r>
       <w:r>
-        <w:rPr>
-          <w:lang w:val="ru-RU"/>
-        </w:rPr>
-        <w:t xml:space="preserve"> {</w:t>
+        <w:t xml:space="preserve"> </w:t>
+      </w:r>
+      <w:r>
+        <w:t>(</w:t>
       </w:r>
       <w:r>
         <w:t>A</w:t>
       </w:r>
       <w:r>
-        <w:rPr>
-          <w:lang w:val="ru-RU"/>
-        </w:rPr>
         <w:t xml:space="preserve"> | </w:t>
       </w:r>
       <w:r>
         <w:t>B</w:t>
       </w:r>
-      <w:proofErr w:type="gramStart"/>
-      <w:r>
-        <w:rPr>
-          <w:lang w:val="ru-RU"/>
-        </w:rPr>
-        <w:t>} &gt;</w:t>
-      </w:r>
-      <w:proofErr w:type="gramEnd"/>
-      <w:r>
-        <w:rPr>
-          <w:lang w:val="ru-RU"/>
-        </w:rPr>
-        <w:t xml:space="preserve"> </w:t>
+      <w:r>
+        <w:t>)</w:t>
+      </w:r>
+      <w:r>
+        <w:t xml:space="preserve"> &gt; </w:t>
       </w:r>
       <w:r>
         <w:t>P</w:t>
       </w:r>
       <w:r>
-        <w:rPr>
-          <w:lang w:val="ru-RU"/>
-        </w:rPr>
-        <w:t xml:space="preserve"> {</w:t>
+        <w:t xml:space="preserve"> </w:t>
+      </w:r>
+      <w:r>
+        <w:t>(</w:t>
       </w:r>
       <w:r>
         <w:t>A</w:t>
       </w:r>
       <w:r>
-        <w:rPr>
-          <w:lang w:val="ru-RU"/>
-        </w:rPr>
-        <w:t xml:space="preserve">} . Будет ли </w:t>
+        <w:t>)</w:t>
+      </w:r>
+      <w:r>
+        <w:t>.</w:t>
+      </w:r>
+      <w:r>
+        <w:t xml:space="preserve"> Is it true that</w:t>
+      </w:r>
+      <w:r>
+        <w:t xml:space="preserve"> </w:t>
       </w:r>
       <w:r>
         <w:t>P</w:t>
       </w:r>
       <w:r>
-        <w:rPr>
-          <w:lang w:val="ru-RU"/>
-        </w:rPr>
-        <w:t xml:space="preserve"> {</w:t>
+        <w:t xml:space="preserve"> </w:t>
+      </w:r>
+      <w:r>
+        <w:t>(</w:t>
       </w:r>
       <w:r>
         <w:t>B</w:t>
       </w:r>
       <w:r>
-        <w:rPr>
-          <w:lang w:val="ru-RU"/>
-        </w:rPr>
         <w:t xml:space="preserve"> | </w:t>
       </w:r>
       <w:r>
         <w:t>A</w:t>
       </w:r>
-      <w:proofErr w:type="gramStart"/>
-      <w:r>
-        <w:rPr>
-          <w:lang w:val="ru-RU"/>
-        </w:rPr>
-        <w:t>} &gt;</w:t>
-      </w:r>
-      <w:proofErr w:type="gramEnd"/>
-      <w:r>
-        <w:rPr>
-          <w:lang w:val="ru-RU"/>
-        </w:rPr>
-        <w:t xml:space="preserve"> </w:t>
+      <w:r>
+        <w:t xml:space="preserve">) </w:t>
+      </w:r>
+      <w:r>
+        <w:t xml:space="preserve">&gt; </w:t>
       </w:r>
       <w:r>
         <w:t>P</w:t>
       </w:r>
       <w:r>
-        <w:rPr>
-          <w:lang w:val="ru-RU"/>
-        </w:rPr>
-        <w:t xml:space="preserve"> {</w:t>
+        <w:t xml:space="preserve"> </w:t>
+      </w:r>
+      <w:r>
+        <w:t>(</w:t>
       </w:r>
       <w:r>
         <w:t>B</w:t>
       </w:r>
       <w:r>
-        <w:rPr>
-          <w:lang w:val="ru-RU"/>
-        </w:rPr>
-        <w:t>}?</w:t>
+        <w:t>)</w:t>
+      </w:r>
+      <w:r>
+        <w:t>?</w:t>
+      </w:r>
+    </w:p>
+    <w:p/>
+    <w:p>
+      <w:r>
+        <w:t>The first of two</w:t>
+      </w:r>
+      <w:r>
+        <w:t xml:space="preserve"> twins</w:t>
+      </w:r>
+      <w:r>
+        <w:t xml:space="preserve"> is a boy. What</w:t>
+      </w:r>
+      <w:r>
+        <w:t>’</w:t>
+      </w:r>
+      <w:r>
+        <w:t>s</w:t>
+      </w:r>
+      <w:r>
+        <w:t xml:space="preserve"> </w:t>
+      </w:r>
+      <w:r>
+        <w:t>the</w:t>
+      </w:r>
+      <w:r>
+        <w:t xml:space="preserve"> </w:t>
+      </w:r>
+      <w:r>
+        <w:t>probability</w:t>
+      </w:r>
+      <w:r>
+        <w:t xml:space="preserve"> </w:t>
+      </w:r>
+      <w:r>
+        <w:t>that</w:t>
+      </w:r>
+      <w:r>
+        <w:t xml:space="preserve"> </w:t>
+      </w:r>
+      <w:r>
+        <w:t xml:space="preserve">the second is also a boy if the probability of two boys is </w:t>
+      </w:r>
+      <w:r>
+        <w:rPr>
+          <w:b/>
+          <w:bCs/>
+          <w:i/>
+          <w:iCs/>
+        </w:rPr>
+        <w:t>p</w:t>
+      </w:r>
+      <w:r>
+        <w:t xml:space="preserve"> and two girls is </w:t>
+      </w:r>
+      <w:r>
+        <w:rPr>
+          <w:b/>
+          <w:bCs/>
+          <w:i/>
+          <w:iCs/>
+        </w:rPr>
+        <w:t xml:space="preserve">q. </w:t>
+      </w:r>
+      <w:r>
+        <w:t xml:space="preserve">If </w:t>
+      </w:r>
+      <w:r>
+        <w:t>twins</w:t>
+      </w:r>
+      <w:r>
+        <w:t xml:space="preserve"> are of different genders the probability that the first is a boy is ½.</w:t>
       </w:r>
     </w:p>
     <w:p>
-      <w:pPr>
-        <w:rPr>
-          <w:lang w:val="ru-RU"/>
-        </w:rPr>
-      </w:pPr>
-      <w:r>
-        <w:rPr>
-          <w:lang w:val="ru-RU"/>
-        </w:rPr>
-        <w:t xml:space="preserve">Из двух близнецов первым родился мальчик. Какова вероятность того, что вторым родится тоже мальчик, если среди близнецов вероятности рождения двух мальчиков и двух девочек равны соответственно </w:t>
-      </w:r>
-      <w:r>
-        <w:t>p</w:t>
-      </w:r>
-      <w:r>
-        <w:rPr>
-          <w:lang w:val="ru-RU"/>
-        </w:rPr>
-        <w:t xml:space="preserve"> и </w:t>
-      </w:r>
-      <w:r>
-        <w:t>q</w:t>
-      </w:r>
-      <w:r>
-        <w:rPr>
-          <w:lang w:val="ru-RU"/>
-        </w:rPr>
-        <w:t>, а для разнополых близнецов вероятность родиться первым для обоих полов одинакова?</w:t>
+      <w:r>
+        <w:t>One of 10 coins has heads on both sides, others are ordinary. Random coin is tossed 10 times. Every time the result is a head. Find the probability that two-headed coin has been chosen.</w:t>
       </w:r>
     </w:p>
     <w:p>
       <w:pPr>
-        <w:rPr>
-          <w:lang w:val="ru-RU"/>
-        </w:rPr>
-      </w:pPr>
-      <w:r>
-        <w:rPr>
-          <w:lang w:val="ru-RU"/>
-        </w:rPr>
-        <w:t>Имеется 10 монет, причем у одной из них герб с обеих сторон, а остальные монеты — обычные. Наугад выбранную монету, не разглядывая, бросают 10 раз, причем при всех бросаниях она падает гербом вверх. Найти вероятность того, что была выбрана монета с двумя гербами, если результаты каждого подбрасывания не зависят от предыдущих подбрасываний.</w:t>
+        <w:tabs>
+          <w:tab w:val="left" w:pos="6930"/>
+        </w:tabs>
+      </w:pPr>
+      <w:r>
+        <w:t xml:space="preserve">The probability that the letter is in the desk is </w:t>
+      </w:r>
+      <w:r>
+        <w:rPr>
+          <w:b/>
+          <w:bCs/>
+          <w:i/>
+          <w:iCs/>
+        </w:rPr>
+        <w:t>p</w:t>
+      </w:r>
+      <w:r>
+        <w:t>, and with equal probability it can be in any of the eight drawers of the desk</w:t>
+      </w:r>
+      <w:r>
+        <w:t xml:space="preserve">. </w:t>
+      </w:r>
+      <w:r>
+        <w:t xml:space="preserve">7 </w:t>
+      </w:r>
+      <w:r>
+        <w:t>drawers</w:t>
+      </w:r>
+      <w:r>
+        <w:t xml:space="preserve"> </w:t>
+      </w:r>
+      <w:r>
+        <w:t>were</w:t>
+      </w:r>
+      <w:r>
+        <w:t xml:space="preserve"> </w:t>
+      </w:r>
+      <w:r>
+        <w:t>opened</w:t>
+      </w:r>
+      <w:r>
+        <w:t xml:space="preserve"> </w:t>
+      </w:r>
+      <w:r>
+        <w:t>and</w:t>
+      </w:r>
+      <w:r>
+        <w:t xml:space="preserve"> </w:t>
+      </w:r>
+      <w:r>
+        <w:t>no</w:t>
+      </w:r>
+      <w:r>
+        <w:t xml:space="preserve"> </w:t>
+      </w:r>
+      <w:r>
+        <w:t>letter</w:t>
+      </w:r>
+      <w:r>
+        <w:t xml:space="preserve"> </w:t>
+      </w:r>
+      <w:r>
+        <w:t xml:space="preserve">was </w:t>
+      </w:r>
+      <w:r>
+        <w:t>found</w:t>
+      </w:r>
+      <w:r>
+        <w:t>.</w:t>
+      </w:r>
+      <w:r>
+        <w:t xml:space="preserve"> What’s the probability that the letter is in the 8</w:t>
+      </w:r>
+      <w:r>
+        <w:rPr>
+          <w:vertAlign w:val="superscript"/>
+        </w:rPr>
+        <w:t>th</w:t>
+      </w:r>
+      <w:r>
+        <w:t xml:space="preserve"> drawer?</w:t>
       </w:r>
     </w:p>
     <w:p>
-      <w:pPr>
-        <w:rPr>
-          <w:lang w:val="ru-RU"/>
-        </w:rPr>
-      </w:pPr>
-      <w:r>
-        <w:rPr>
-          <w:lang w:val="ru-RU"/>
-        </w:rPr>
-        <w:t xml:space="preserve">Вероятность того, что письмо находится в письменном столе, равна </w:t>
-      </w:r>
-      <w:r>
-        <w:t>p</w:t>
-      </w:r>
-      <w:r>
-        <w:rPr>
-          <w:lang w:val="ru-RU"/>
-        </w:rPr>
-        <w:t xml:space="preserve">, причем с равной вероятностью оно может быть в любом из восьми ящиков стола. Было просмотрено 7 ящиков и в 80 Т е м а </w:t>
-      </w:r>
-      <w:r>
-        <w:t>IV</w:t>
-      </w:r>
-      <w:r>
-        <w:rPr>
-          <w:lang w:val="ru-RU"/>
-        </w:rPr>
-        <w:t>. Условная вероятность. Независимость событий них письмо не было обнаружено. Какова вероятность, что письмо в восьмом ящике?</w:t>
-      </w:r>
-    </w:p>
-    <w:p>
-      <w:pPr>
-        <w:rPr>
-          <w:lang w:val="ru-RU"/>
-        </w:rPr>
-      </w:pPr>
-      <w:r>
-        <w:rPr>
-          <w:color w:val="000000"/>
-          <w:sz w:val="20"/>
-          <w:szCs w:val="20"/>
-          <w:lang w:val="ru-RU"/>
-        </w:rPr>
-        <w:t>Найти число различных производных порядка</w:t>
-      </w:r>
-      <w:r>
-        <w:rPr>
-          <w:color w:val="000000"/>
-          <w:sz w:val="20"/>
-          <w:szCs w:val="20"/>
-        </w:rPr>
-        <w:t> </w:t>
-      </w:r>
-      <w:r>
-        <w:rPr>
-          <w:noProof/>
-        </w:rPr>
-        <w:drawing>
-          <wp:inline distT="0" distB="0" distL="0" distR="0" wp14:anchorId="111A073E" wp14:editId="15BB9260">
-            <wp:extent cx="114300" cy="133350"/>
-            <wp:effectExtent l="0" t="0" r="0" b="0"/>
-            <wp:docPr id="2" name="Picture 2"/>
-            <wp:cNvGraphicFramePr>
-              <a:graphicFrameLocks xmlns:a="http://schemas.openxmlformats.org/drawingml/2006/main" noChangeAspect="1"/>
-            </wp:cNvGraphicFramePr>
-            <a:graphic xmlns:a="http://schemas.openxmlformats.org/drawingml/2006/main">
-              <a:graphicData uri="http://schemas.openxmlformats.org/drawingml/2006/picture">
-                <pic:pic xmlns:pic="http://schemas.openxmlformats.org/drawingml/2006/picture">
-                  <pic:nvPicPr>
-                    <pic:cNvPr id="0" name="Picture 1"/>
-                    <pic:cNvPicPr>
-                      <a:picLocks noChangeAspect="1" noChangeArrowheads="1"/>
-                    </pic:cNvPicPr>
-                  </pic:nvPicPr>
-                  <pic:blipFill>
-                    <a:blip r:embed="rId5">
-                      <a:extLst>
-                        <a:ext uri="{28A0092B-C50C-407E-A947-70E740481C1C}">
-                          <a14:useLocalDpi xmlns:a14="http://schemas.microsoft.com/office/drawing/2010/main" val="0"/>
-                        </a:ext>
-                      </a:extLst>
-                    </a:blip>
-                    <a:srcRect/>
-                    <a:stretch>
-                      <a:fillRect/>
-                    </a:stretch>
-                  </pic:blipFill>
-                  <pic:spPr bwMode="auto">
-                    <a:xfrm>
-                      <a:off x="0" y="0"/>
-                      <a:ext cx="114300" cy="133350"/>
-                    </a:xfrm>
-                    <a:prstGeom prst="rect">
-                      <a:avLst/>
-                    </a:prstGeom>
-                    <a:noFill/>
-                    <a:ln>
-                      <a:noFill/>
-                    </a:ln>
-                  </pic:spPr>
-                </pic:pic>
-              </a:graphicData>
-            </a:graphic>
-          </wp:inline>
-        </w:drawing>
-      </w:r>
-      <w:r>
-        <w:rPr>
-          <w:color w:val="000000"/>
-          <w:sz w:val="20"/>
-          <w:szCs w:val="20"/>
-        </w:rPr>
-        <w:t> </w:t>
-      </w:r>
-      <w:r>
-        <w:rPr>
-          <w:color w:val="000000"/>
-          <w:sz w:val="20"/>
-          <w:szCs w:val="20"/>
-          <w:lang w:val="ru-RU"/>
-        </w:rPr>
-        <w:t>функции</w:t>
-      </w:r>
-      <w:r>
-        <w:rPr>
-          <w:color w:val="000000"/>
-          <w:sz w:val="20"/>
-          <w:szCs w:val="20"/>
-        </w:rPr>
-        <w:t> </w:t>
-      </w:r>
-      <w:r>
-        <w:rPr>
-          <w:noProof/>
-        </w:rPr>
-        <w:drawing>
-          <wp:inline distT="0" distB="0" distL="0" distR="0" wp14:anchorId="2E948D0C" wp14:editId="750CE6F3">
-            <wp:extent cx="123825" cy="133350"/>
-            <wp:effectExtent l="0" t="0" r="9525" b="0"/>
-            <wp:docPr id="1" name="Picture 1"/>
-            <wp:cNvGraphicFramePr>
-              <a:graphicFrameLocks xmlns:a="http://schemas.openxmlformats.org/drawingml/2006/main" noChangeAspect="1"/>
-            </wp:cNvGraphicFramePr>
-            <a:graphic xmlns:a="http://schemas.openxmlformats.org/drawingml/2006/main">
-              <a:graphicData uri="http://schemas.openxmlformats.org/drawingml/2006/picture">
-                <pic:pic xmlns:pic="http://schemas.openxmlformats.org/drawingml/2006/picture">
-                  <pic:nvPicPr>
-                    <pic:cNvPr id="0" name="Picture 2"/>
-                    <pic:cNvPicPr>
-                      <a:picLocks noChangeAspect="1" noChangeArrowheads="1"/>
-                    </pic:cNvPicPr>
-                  </pic:nvPicPr>
-                  <pic:blipFill>
-                    <a:blip r:embed="rId6">
-                      <a:extLst>
-                        <a:ext uri="{28A0092B-C50C-407E-A947-70E740481C1C}">
-                          <a14:useLocalDpi xmlns:a14="http://schemas.microsoft.com/office/drawing/2010/main" val="0"/>
-                        </a:ext>
-                      </a:extLst>
-                    </a:blip>
-                    <a:srcRect/>
-                    <a:stretch>
-                      <a:fillRect/>
-                    </a:stretch>
-                  </pic:blipFill>
-                  <pic:spPr bwMode="auto">
-                    <a:xfrm>
-                      <a:off x="0" y="0"/>
-                      <a:ext cx="123825" cy="133350"/>
-                    </a:xfrm>
-                    <a:prstGeom prst="rect">
-                      <a:avLst/>
-                    </a:prstGeom>
-                    <a:noFill/>
-                    <a:ln>
-                      <a:noFill/>
-                    </a:ln>
-                  </pic:spPr>
-                </pic:pic>
-              </a:graphicData>
-            </a:graphic>
-          </wp:inline>
-        </w:drawing>
-      </w:r>
-      <w:r>
-        <w:rPr>
-          <w:color w:val="000000"/>
-          <w:sz w:val="20"/>
-          <w:szCs w:val="20"/>
-        </w:rPr>
-        <w:t> </w:t>
-      </w:r>
-      <w:r>
-        <w:rPr>
-          <w:color w:val="000000"/>
-          <w:sz w:val="20"/>
-          <w:szCs w:val="20"/>
-          <w:lang w:val="ru-RU"/>
-        </w:rPr>
-        <w:t>переменных.</w:t>
-      </w:r>
-    </w:p>
-    <w:p>
-      <w:pPr>
-        <w:rPr>
-          <w:lang w:val="ru-RU"/>
-        </w:rPr>
-      </w:pPr>
+      <w:r>
+        <w:t>Function f(x_(1,) x_2..x_n) is expected to be given to students in the exam. Students should calculate k-</w:t>
+      </w:r>
+      <w:proofErr w:type="spellStart"/>
+      <w:r>
+        <w:t>th</w:t>
+      </w:r>
+      <w:proofErr w:type="spellEnd"/>
+      <w:r>
+        <w:t xml:space="preserve"> order derivative of the function randomly chosen on the set of possible derivatives. Student X doesn’t know how to calculate derivatives and tries to learn the answers by heart. How many answers should he learn to have probability ½ to pass the exam?</w:t>
+      </w:r>
     </w:p>
     <w:sectPr>
       <w:pgSz w:w="12240" w:h="15840"/>
@@ -1404,6 +1344,16 @@
       <w:contextualSpacing/>
     </w:pPr>
   </w:style>
+  <w:style w:type="character" w:styleId="PlaceholderText">
+    <w:name w:val="Placeholder Text"/>
+    <w:basedOn w:val="DefaultParagraphFont"/>
+    <w:uiPriority w:val="99"/>
+    <w:semiHidden/>
+    <w:rsid w:val="00D56EDF"/>
+    <w:rPr>
+      <w:color w:val="808080"/>
+    </w:rPr>
+  </w:style>
 </w:styles>
 </file>
 

--- a/Probability Theory/Sem 1.docx
+++ b/Probability Theory/Sem 1.docx
@@ -8,49 +8,15 @@
           <w:lang w:val="ru-RU"/>
         </w:rPr>
       </w:pPr>
-      <w:r>
-        <w:rPr>
-          <w:lang w:val="ru-RU"/>
-        </w:rPr>
-        <w:fldChar w:fldCharType="begin"/>
-      </w:r>
-      <w:r>
-        <w:rPr>
-          <w:lang w:val="ru-RU"/>
-        </w:rPr>
-        <w:instrText xml:space="preserve"> HYPERLINK "</w:instrText>
-      </w:r>
-      <w:r>
-        <w:rPr>
-          <w:lang w:val="ru-RU"/>
-        </w:rPr>
-        <w:instrText>https://kpfu.ru/docs/F712446781/ZadachiTheorVer.pdf</w:instrText>
-      </w:r>
-      <w:r>
-        <w:rPr>
-          <w:lang w:val="ru-RU"/>
-        </w:rPr>
-        <w:instrText xml:space="preserve">" </w:instrText>
-      </w:r>
-      <w:r>
-        <w:rPr>
-          <w:lang w:val="ru-RU"/>
-        </w:rPr>
-        <w:fldChar w:fldCharType="separate"/>
-      </w:r>
-      <w:r>
-        <w:rPr>
-          <w:rStyle w:val="Hyperlink"/>
-          <w:lang w:val="ru-RU"/>
-        </w:rPr>
-        <w:t>https://kpfu.ru/docs/F712446781/ZadachiTheorVer.pdf</w:t>
-      </w:r>
-      <w:r>
-        <w:rPr>
-          <w:lang w:val="ru-RU"/>
-        </w:rPr>
-        <w:fldChar w:fldCharType="end"/>
-      </w:r>
+      <w:hyperlink r:id="rId5" w:history="1">
+        <w:r>
+          <w:rPr>
+            <w:rStyle w:val="Hyperlink"/>
+            <w:lang w:val="ru-RU"/>
+          </w:rPr>
+          <w:t>https://kpfu.ru/docs/F712446781/ZadachiTheorVer.pdf</w:t>
+        </w:r>
+      </w:hyperlink>
     </w:p>
     <w:p>
       <w:pPr>
@@ -153,10 +119,7 @@
         <w:t xml:space="preserve"> card. When building a tunnel 3 random cards are dealt. </w:t>
       </w:r>
       <w:r>
-        <w:t>To build a tunnel</w:t>
-      </w:r>
-      <w:r>
-        <w:t>,</w:t>
+        <w:t>To build a tunnel,</w:t>
       </w:r>
       <w:r>
         <w:t xml:space="preserve"> </w:t>
@@ -614,16 +577,272 @@
     </w:p>
     <w:p>
       <w:r>
-        <w:t>Function f(x_(1,) x_2..x_n) is expected to be given to students in the exam. Students should calculate k-</w:t>
-      </w:r>
-      <w:proofErr w:type="spellStart"/>
-      <w:r>
-        <w:t>th</w:t>
-      </w:r>
-      <w:proofErr w:type="spellEnd"/>
-      <w:r>
-        <w:t xml:space="preserve"> order derivative of the function randomly chosen on the set of possible derivatives. Student X doesn’t know how to calculate derivatives and tries to learn the answers by heart. How many answers should he learn to have probability ½ to pass the exam?</w:t>
-      </w:r>
+        <w:t xml:space="preserve">Function </w:t>
+      </w:r>
+      <m:oMath>
+        <m:r>
+          <w:rPr>
+            <w:rFonts w:ascii="Cambria Math" w:hAnsi="Cambria Math"/>
+          </w:rPr>
+          <m:t>f(</m:t>
+        </m:r>
+        <m:sSub>
+          <m:sSubPr>
+            <m:ctrlPr>
+              <w:rPr>
+                <w:rFonts w:ascii="Cambria Math" w:hAnsi="Cambria Math"/>
+                <w:i/>
+              </w:rPr>
+            </m:ctrlPr>
+          </m:sSubPr>
+          <m:e>
+            <m:r>
+              <w:rPr>
+                <w:rFonts w:ascii="Cambria Math" w:hAnsi="Cambria Math"/>
+              </w:rPr>
+              <m:t>x</m:t>
+            </m:r>
+          </m:e>
+          <m:sub>
+            <m:r>
+              <w:rPr>
+                <w:rFonts w:ascii="Cambria Math" w:hAnsi="Cambria Math"/>
+              </w:rPr>
+              <m:t>1</m:t>
+            </m:r>
+          </m:sub>
+        </m:sSub>
+        <m:r>
+          <w:rPr>
+            <w:rFonts w:ascii="Cambria Math" w:hAnsi="Cambria Math"/>
+          </w:rPr>
+          <m:t xml:space="preserve">, </m:t>
+        </m:r>
+        <m:sSub>
+          <m:sSubPr>
+            <m:ctrlPr>
+              <w:rPr>
+                <w:rFonts w:ascii="Cambria Math" w:hAnsi="Cambria Math"/>
+                <w:i/>
+              </w:rPr>
+            </m:ctrlPr>
+          </m:sSubPr>
+          <m:e>
+            <m:r>
+              <w:rPr>
+                <w:rFonts w:ascii="Cambria Math" w:hAnsi="Cambria Math"/>
+              </w:rPr>
+              <m:t>x</m:t>
+            </m:r>
+          </m:e>
+          <m:sub>
+            <m:r>
+              <w:rPr>
+                <w:rFonts w:ascii="Cambria Math" w:hAnsi="Cambria Math"/>
+              </w:rPr>
+              <m:t>2</m:t>
+            </m:r>
+          </m:sub>
+        </m:sSub>
+        <m:r>
+          <w:rPr>
+            <w:rFonts w:ascii="Cambria Math" w:hAnsi="Cambria Math"/>
+          </w:rPr>
+          <m:t xml:space="preserve">, </m:t>
+        </m:r>
+        <m:sSub>
+          <m:sSubPr>
+            <m:ctrlPr>
+              <w:rPr>
+                <w:rFonts w:ascii="Cambria Math" w:hAnsi="Cambria Math"/>
+                <w:i/>
+              </w:rPr>
+            </m:ctrlPr>
+          </m:sSubPr>
+          <m:e>
+            <m:r>
+              <w:rPr>
+                <w:rFonts w:ascii="Cambria Math" w:hAnsi="Cambria Math"/>
+              </w:rPr>
+              <m:t>x</m:t>
+            </m:r>
+          </m:e>
+          <m:sub>
+            <m:r>
+              <w:rPr>
+                <w:rFonts w:ascii="Cambria Math" w:hAnsi="Cambria Math"/>
+              </w:rPr>
+              <m:t>3</m:t>
+            </m:r>
+          </m:sub>
+        </m:sSub>
+        <m:r>
+          <w:rPr>
+            <w:rFonts w:ascii="Cambria Math" w:hAnsi="Cambria Math"/>
+          </w:rPr>
+          <m:t xml:space="preserve"> ,…</m:t>
+        </m:r>
+        <m:sSub>
+          <m:sSubPr>
+            <m:ctrlPr>
+              <w:rPr>
+                <w:rFonts w:ascii="Cambria Math" w:hAnsi="Cambria Math"/>
+                <w:i/>
+              </w:rPr>
+            </m:ctrlPr>
+          </m:sSubPr>
+          <m:e>
+            <m:r>
+              <w:rPr>
+                <w:rFonts w:ascii="Cambria Math" w:hAnsi="Cambria Math"/>
+              </w:rPr>
+              <m:t>x</m:t>
+            </m:r>
+          </m:e>
+          <m:sub>
+            <m:r>
+              <w:rPr>
+                <w:rFonts w:ascii="Cambria Math" w:hAnsi="Cambria Math"/>
+              </w:rPr>
+              <m:t>n</m:t>
+            </m:r>
+          </m:sub>
+        </m:sSub>
+        <m:r>
+          <w:rPr>
+            <w:rFonts w:ascii="Cambria Math" w:hAnsi="Cambria Math"/>
+          </w:rPr>
+          <m:t xml:space="preserve"> )</m:t>
+        </m:r>
+      </m:oMath>
+      <w:r>
+        <w:t xml:space="preserve"> is expected to be given to students in the exam. Students should calculate k-th order derivative of the function randomly chosen on the set of possible derivatives. Student X doesn’t know how to calculate derivatives and tries to learn the answers by heart. How many answers should he learn to have probability ½ to pass the exam?</w:t>
+      </w:r>
+    </w:p>
+    <w:p>
+      <w:pPr>
+        <w:rPr>
+          <w:lang w:val="ru-RU"/>
+        </w:rPr>
+      </w:pPr>
+      <w:r>
+        <w:rPr>
+          <w:lang w:val="ru-RU"/>
+        </w:rPr>
+        <w:t xml:space="preserve">Мне написал студент с просьбой пересдать решение 2-й задачи </w:t>
+      </w:r>
+      <w:r>
+        <w:t>SGA</w:t>
+      </w:r>
+      <w:r>
+        <w:rPr>
+          <w:lang w:val="ru-RU"/>
+        </w:rPr>
+        <w:t>. Наверно такие случаи уже бывали, как обычно поступают</w:t>
+      </w:r>
+      <w:r>
+        <w:t>?</w:t>
+      </w:r>
+      <w:r>
+        <w:rPr>
+          <w:lang w:val="ru-RU"/>
+        </w:rPr>
+        <w:t xml:space="preserve"> </w:t>
+      </w:r>
+    </w:p>
+    <w:p>
+      <w:pPr>
+        <w:rPr>
+          <w:lang w:val="ru-RU"/>
+        </w:rPr>
+      </w:pPr>
+      <w:r>
+        <w:rPr>
+          <w:lang w:val="ru-RU"/>
+        </w:rPr>
+        <w:t>Если решение за мной, то я бы дал, так как, похоже, его работа пока не проверена и видно, что решал сам, так как решение, мягко говоря, странное.</w:t>
+      </w:r>
+    </w:p>
+    <w:p>
+      <w:pPr>
+        <w:rPr>
+          <w:lang w:val="ru-RU"/>
+        </w:rPr>
+      </w:pPr>
+    </w:p>
+    <w:p>
+      <w:pPr>
+        <w:rPr>
+          <w:lang w:val="ru-RU"/>
+        </w:rPr>
+      </w:pPr>
+    </w:p>
+    <w:p>
+      <w:pPr>
+        <w:rPr>
+          <w:lang w:val="ru-RU"/>
+        </w:rPr>
+      </w:pPr>
+      <w:r>
+        <w:rPr>
+          <w:lang w:val="ru-RU"/>
+        </w:rPr>
+        <w:t>Как перезалить новое решение</w:t>
+      </w:r>
+      <w:r>
+        <w:t>?</w:t>
+      </w:r>
+    </w:p>
+    <w:p>
+      <w:pPr>
+        <w:rPr>
+          <w:lang w:val="ru-RU"/>
+        </w:rPr>
+      </w:pPr>
+      <w:r>
+        <w:rPr>
+          <w:lang w:val="ru-RU"/>
+        </w:rPr>
+        <w:t>Если мне пишут в письме по-русски, против ли правил отвечать тоже по-русски</w:t>
+      </w:r>
+      <w:r>
+        <w:rPr>
+          <w:lang w:val="ru-RU"/>
+        </w:rPr>
+        <w:t>?</w:t>
+      </w:r>
+    </w:p>
+    <w:p>
+      <w:pPr>
+        <w:rPr>
+          <w:lang w:val="ru-RU"/>
+        </w:rPr>
+      </w:pPr>
+      <w:r>
+        <w:rPr>
+          <w:lang w:val="ru-RU"/>
+        </w:rPr>
+        <w:t>Как технически отвечать на такие письма</w:t>
+      </w:r>
+      <w:r>
+        <w:rPr>
+          <w:lang w:val="ru-RU"/>
+        </w:rPr>
+        <w:t>?</w:t>
+      </w:r>
+      <w:r>
+        <w:rPr>
+          <w:lang w:val="ru-RU"/>
+        </w:rPr>
+        <w:t xml:space="preserve"> </w:t>
+      </w:r>
+    </w:p>
+    <w:p>
+      <w:pPr>
+        <w:rPr>
+          <w:lang w:val="ru-RU"/>
+        </w:rPr>
+      </w:pPr>
     </w:p>
     <w:sectPr>
       <w:pgSz w:w="12240" w:h="15840"/>
